--- a/03_Outputs/final scripts/fr/Module 3/3.4.0-fr.docx
+++ b/03_Outputs/final scripts/fr/Module 3/3.4.0-fr.docx
@@ -44,7 +44,7 @@
     </w:p>
     <w:p>
       <w:r>
-        <w:t>Ensemble, la gouvernance et les partenariats constituent la base d’une transition juste — une transition qui unit les objectifs climatiques à l’équité, à l’opportunité et à la durabilité.</w:t>
+        <w:t>Ensemble, la gouvernance et les partenariats constituent la base d’une transition juste — une transition qui unit les objectifs climatiques à l’équité, aux opportunités et à la durabilité.</w:t>
       </w:r>
     </w:p>
     <w:sectPr>
